--- a/HRCP-KKU-Academic/uploads/academic/position/1/p2doc_8.docx
+++ b/HRCP-KKU-Academic/uploads/academic/position/1/p2doc_8.docx
@@ -58,7 +58,7 @@
           <w:sz w:val="32"/>
           <w:szCs w:val="32"/>
         </w:rPr>
-        <w:t>i</w:t>
+        <w:t/>
       </w:r>
       <w:r>
         <w:rPr>
@@ -164,7 +164,7 @@
           <w:sz w:val="32"/>
           <w:szCs w:val="32"/>
         </w:rPr>
-        <w:t>jo</w:t>
+        <w:t/>
       </w:r>
       <w:r>
         <w:rPr>
@@ -196,7 +196,7 @@
           <w:sz w:val="32"/>
           <w:szCs w:val="32"/>
         </w:rPr>
-        <w:t>dewq</w:t>
+        <w:t/>
       </w:r>
     </w:p>
     <w:p>
@@ -283,7 +283,7 @@
           <w:sz w:val="32"/>
           <w:szCs w:val="32"/>
         </w:rPr>
-        <w:t>e32e23</w:t>
+        <w:t/>
       </w:r>
       <w:r>
         <w:rPr>
@@ -381,7 +381,7 @@
           <w:sz w:val="32"/>
           <w:szCs w:val="32"/>
         </w:rPr>
-        <w:t>iuhhuihu</w:t>
+        <w:t>วันที่ ๒๑ สิงหาคม พ.ศ. ๒๕๖๙</w:t>
       </w:r>
       <w:r>
         <w:rPr>
@@ -407,7 +407,7 @@
           <w:sz w:val="32"/>
           <w:szCs w:val="32"/>
         </w:rPr>
-        <w:t>uih</w:t>
+        <w:t/>
       </w:r>
       <w:r>
         <w:rPr>
@@ -424,7 +424,7 @@
           <w:sz w:val="32"/>
           <w:szCs w:val="32"/>
         </w:rPr>
-        <w:t>iuh</w:t>
+        <w:t/>
       </w:r>
       <w:r>
         <w:rPr>
@@ -473,7 +473,7 @@
           <w:sz w:val="32"/>
           <w:szCs w:val="32"/>
         </w:rPr>
-        <w:t>32e3</w:t>
+        <w:t/>
       </w:r>
       <w:r>
         <w:rPr>
@@ -521,7 +521,7 @@
           <w:sz w:val="32"/>
           <w:szCs w:val="32"/>
         </w:rPr>
-        <w:t>r32r23</w:t>
+        <w:t/>
       </w:r>
       <w:r>
         <w:rPr>
@@ -550,7 +550,7 @@
           <w:sz w:val="32"/>
           <w:szCs w:val="32"/>
         </w:rPr>
-        <w:t>hui</w:t>
+        <w:t/>
       </w:r>
     </w:p>
     <w:p>
@@ -595,7 +595,7 @@
           <w:sz w:val="32"/>
           <w:szCs w:val="32"/>
         </w:rPr>
-        <w:t>iuh</w:t>
+        <w:t/>
       </w:r>
       <w:r>
         <w:rPr>
@@ -612,7 +612,7 @@
           <w:sz w:val="32"/>
           <w:szCs w:val="32"/>
         </w:rPr>
-        <w:t>ih</w:t>
+        <w:t>วันที่ ๒๑ สิงหาคม พ.ศ. ๒๕๖๙</w:t>
       </w:r>
     </w:p>
     <w:p>
@@ -650,7 +650,7 @@
           <w:sz w:val="32"/>
           <w:szCs w:val="32"/>
         </w:rPr>
-        <w:t>hih</w:t>
+        <w:t/>
       </w:r>
       <w:r>
         <w:rPr>
@@ -676,7 +676,7 @@
           <w:sz w:val="32"/>
           <w:szCs w:val="32"/>
         </w:rPr>
-        <w:t>iu</w:t>
+        <w:t/>
       </w:r>
       <w:r>
         <w:rPr>
@@ -744,7 +744,7 @@
           <w:sz w:val="32"/>
           <w:szCs w:val="32"/>
         </w:rPr>
-        <w:t>ui</w:t>
+        <w:t>วันที่ ๒๑ สิงหาคม พ.ศ. ๒๕๖๙</w:t>
       </w:r>
       <w:r>
         <w:rPr>
@@ -830,14 +830,6 @@
           <w:sz w:val="32"/>
           <w:szCs w:val="32"/>
         </w:rPr>
-        <w:t>hgyu</w:t>
-      </w:r>
-      <w:r>
-        <w:rPr>
-          <w:rFonts w:ascii="TH Sarabun New" w:hAnsi="TH Sarabun New" w:cs="TH Sarabun New"/>
-          <w:sz w:val="32"/>
-          <w:szCs w:val="32"/>
-        </w:rPr>
         <w:t/>
       </w:r>
       <w:r>
@@ -853,6 +845,14 @@
           <w:rFonts w:ascii="TH Sarabun New" w:hAnsi="TH Sarabun New" w:cs="TH Sarabun New"/>
           <w:sz w:val="32"/>
           <w:szCs w:val="32"/>
+        </w:rPr>
+        <w:t/>
+      </w:r>
+      <w:r>
+        <w:rPr>
+          <w:rFonts w:ascii="TH Sarabun New" w:hAnsi="TH Sarabun New" w:cs="TH Sarabun New"/>
+          <w:sz w:val="32"/>
+          <w:szCs w:val="32"/>
           <w:cs/>
         </w:rPr>
         <w:t xml:space="preserve">  </w:t>
@@ -872,7 +872,7 @@
           <w:sz w:val="32"/>
           <w:szCs w:val="32"/>
         </w:rPr>
-        <w:t>gg</w:t>
+        <w:t/>
       </w:r>
       <w:r>
         <w:rPr>
@@ -934,7 +934,7 @@
           <w:sz w:val="32"/>
           <w:szCs w:val="32"/>
         </w:rPr>
-        <w:t>hih</w:t>
+        <w:t/>
       </w:r>
       <w:r>
         <w:rPr>
@@ -1020,7 +1020,7 @@
           <w:sz w:val="32"/>
           <w:szCs w:val="32"/>
         </w:rPr>
-        <w:t/>
+        <w:t>2</w:t>
       </w:r>
       <w:r>
         <w:rPr>
@@ -1059,7 +1059,7 @@
           <w:sz w:val="32"/>
           <w:szCs w:val="32"/>
         </w:rPr>
-        <w:t>ihui</w:t>
+        <w:t/>
       </w:r>
       <w:r>
         <w:rPr>
@@ -1096,7 +1096,7 @@
           <w:sz w:val="32"/>
           <w:szCs w:val="32"/>
         </w:rPr>
-        <w:t>huih</w:t>
+        <w:t/>
       </w:r>
       <w:r>
         <w:rPr>
@@ -1347,7 +1347,7 @@
                 <w:sz w:val="32"/>
                 <w:szCs w:val="32"/>
               </w:rPr>
-              <w:t/>
+              <w:t>2</w:t>
             </w:r>
             <w:r>
               <w:rPr>
@@ -1411,7 +1411,7 @@
                 <w:sz w:val="32"/>
                 <w:szCs w:val="32"/>
               </w:rPr>
-              <w:t>uih</w:t>
+              <w:t>4567yhgt</w:t>
             </w:r>
           </w:p>
         </w:tc>
@@ -1513,7 +1513,7 @@
                 <w:sz w:val="32"/>
                 <w:szCs w:val="32"/>
               </w:rPr>
-              <w:t>{{research_des1}}</w:t>
+              <w:t>sadfghj</w:t>
             </w:r>
           </w:p>
         </w:tc>
@@ -1546,7 +1546,19 @@
                 <w:sz w:val="32"/>
                 <w:szCs w:val="32"/>
               </w:rPr>
-              <w:t>iuh</w:t>
+              <w:t/>
+            </w:r>
+            <w:r>
+              <w:rPr>
+                <w:rFonts w:ascii="MS Gothic" w:eastAsia="MS Gothic" w:hAnsi="MS Gothic"/>
+              </w:rPr>
+              <w:t>☑</w:t>
+            </w:r>
+            <w:r>
+              <w:rPr>
+                <w:rFonts w:ascii="TH Sarabun New" w:hAnsi="TH Sarabun New" w:cs="TH Sarabun New"/>
+              </w:rPr>
+              <w:t xml:space="preserve"/>
             </w:r>
             <w:r>
               <w:rPr>
@@ -1585,7 +1597,7 @@
                 <w:sz w:val="32"/>
                 <w:szCs w:val="32"/>
               </w:rPr>
-              <w:t>ihi</w:t>
+              <w:t/>
             </w:r>
             <w:r>
               <w:rPr>
@@ -1641,7 +1653,7 @@
                 <w:sz w:val="32"/>
                 <w:szCs w:val="32"/>
               </w:rPr>
-              <w:t>h </w:t>
+              <w:t> </w:t>
             </w:r>
             <w:r>
               <w:rPr>
@@ -1696,7 +1708,7 @@
                 <w:sz w:val="32"/>
                 <w:szCs w:val="32"/>
               </w:rPr>
-              <w:t>uh</w:t>
+              <w:t/>
             </w:r>
           </w:p>
         </w:tc>
@@ -1727,7 +1739,7 @@
                 <w:sz w:val="32"/>
                 <w:szCs w:val="32"/>
               </w:rPr>
-              <w:t>ihi</w:t>
+              <w:t/>
             </w:r>
           </w:p>
         </w:tc>
@@ -1762,7 +1774,7 @@
                 <w:sz w:val="32"/>
                 <w:szCs w:val="32"/>
               </w:rPr>
-              <w:t>{{research_des2}}</w:t>
+              <w:t/>
             </w:r>
           </w:p>
         </w:tc>
@@ -1795,7 +1807,7 @@
                 <w:sz w:val="32"/>
                 <w:szCs w:val="32"/>
               </w:rPr>
-              <w:t>{{firstauthor2}}</w:t>
+              <w:t/>
             </w:r>
             <w:r>
               <w:rPr>
@@ -1834,7 +1846,7 @@
                 <w:sz w:val="32"/>
                 <w:szCs w:val="32"/>
               </w:rPr>
-              <w:t>{{corresauthor2}}</w:t>
+              <w:t/>
             </w:r>
             <w:r>
               <w:rPr>
@@ -1890,7 +1902,7 @@
                 <w:sz w:val="32"/>
                 <w:szCs w:val="32"/>
               </w:rPr>
-              <w:t xml:space="preserve">{{essencontributor2}} </w:t>
+              <w:t xml:space="preserve"> </w:t>
             </w:r>
             <w:r>
               <w:rPr>
@@ -1928,7 +1940,7 @@
                 <w:sz w:val="32"/>
                 <w:szCs w:val="32"/>
               </w:rPr>
-              <w:t>{{impact_factor2}}</w:t>
+              <w:t/>
             </w:r>
           </w:p>
         </w:tc>
@@ -1959,7 +1971,7 @@
                 <w:sz w:val="32"/>
                 <w:szCs w:val="32"/>
               </w:rPr>
-              <w:t>{{database2}}</w:t>
+              <w:t/>
             </w:r>
             <w:r>
               <w:rPr>
@@ -2002,7 +2014,7 @@
                 <w:sz w:val="32"/>
                 <w:szCs w:val="32"/>
               </w:rPr>
-              <w:t>{{research_des3}}</w:t>
+              <w:t/>
             </w:r>
           </w:p>
         </w:tc>
@@ -2035,7 +2047,7 @@
                 <w:sz w:val="32"/>
                 <w:szCs w:val="32"/>
               </w:rPr>
-              <w:t>{{firstauthor3}}</w:t>
+              <w:t/>
             </w:r>
             <w:r>
               <w:rPr>
@@ -2074,7 +2086,7 @@
                 <w:sz w:val="32"/>
                 <w:szCs w:val="32"/>
               </w:rPr>
-              <w:t>{{corresautho3r}}</w:t>
+              <w:t/>
             </w:r>
             <w:r>
               <w:rPr>
@@ -2130,7 +2142,7 @@
                 <w:sz w:val="32"/>
                 <w:szCs w:val="32"/>
               </w:rPr>
-              <w:t xml:space="preserve">{{essencontributor3}} </w:t>
+              <w:t xml:space="preserve"> </w:t>
             </w:r>
             <w:r>
               <w:rPr>
@@ -2168,7 +2180,7 @@
                 <w:sz w:val="32"/>
                 <w:szCs w:val="32"/>
               </w:rPr>
-              <w:t>{{impact_factor3}}</w:t>
+              <w:t/>
             </w:r>
           </w:p>
         </w:tc>
@@ -2199,7 +2211,7 @@
                 <w:sz w:val="32"/>
                 <w:szCs w:val="32"/>
               </w:rPr>
-              <w:t>{{database3}}</w:t>
+              <w:t/>
             </w:r>
           </w:p>
         </w:tc>
@@ -2248,7 +2260,7 @@
                 <w:sz w:val="32"/>
                 <w:szCs w:val="32"/>
               </w:rPr>
-              <w:t>ihui</w:t>
+              <w:t/>
             </w:r>
             <w:r>
               <w:rPr>
@@ -2381,7 +2393,7 @@
                 <w:szCs w:val="32"/>
               </w:rPr>
               <w:lastRenderedPageBreak/>
-              <w:t>h</w:t>
+              <w:t/>
             </w:r>
           </w:p>
         </w:tc>
@@ -2414,7 +2426,7 @@
                 <w:sz w:val="32"/>
                 <w:szCs w:val="32"/>
               </w:rPr>
-              <w:t>{{firstauthor1}}</w:t>
+              <w:t/>
             </w:r>
             <w:r>
               <w:rPr>
@@ -2453,7 +2465,7 @@
                 <w:sz w:val="32"/>
                 <w:szCs w:val="32"/>
               </w:rPr>
-              <w:t>{{corresauthor1}}</w:t>
+              <w:t/>
             </w:r>
             <w:r>
               <w:rPr>
@@ -2509,7 +2521,7 @@
                 <w:sz w:val="32"/>
                 <w:szCs w:val="32"/>
               </w:rPr>
-              <w:t xml:space="preserve">{{essencontributor1}} </w:t>
+              <w:t xml:space="preserve"> </w:t>
             </w:r>
             <w:r>
               <w:rPr>
@@ -2547,7 +2559,7 @@
                 <w:sz w:val="32"/>
                 <w:szCs w:val="32"/>
               </w:rPr>
-              <w:t>{{impact_factor1}}</w:t>
+              <w:t/>
             </w:r>
           </w:p>
         </w:tc>
@@ -2578,7 +2590,7 @@
                 <w:sz w:val="32"/>
                 <w:szCs w:val="32"/>
               </w:rPr>
-              <w:t>{{database1}}</w:t>
+              <w:t/>
             </w:r>
           </w:p>
         </w:tc>
@@ -2645,12 +2657,13 @@
         <w:ind w:left="0" w:firstLine="0"/>
         <w:jc w:val="left"/>
         <w:rPr>
-          <w:rFonts w:ascii="TH Sarabun New" w:hAnsi="TH Sarabun New" w:cs="TH Sarabun New"/>
+          <w:rFonts w:ascii="TH Sarabun New" w:hAnsi="TH Sarabun New" w:cs="TH Sarabun New" w:hint="cs"/>
           <w:b/>
           <w:bCs/>
           <w:sz w:val="32"/>
           <w:szCs w:val="32"/>
           <w:u w:val="single"/>
+          <w:cs/>
         </w:rPr>
       </w:pPr>
     </w:p>
@@ -3025,7 +3038,7 @@
                 <w:sz w:val="32"/>
                 <w:szCs w:val="32"/>
               </w:rPr>
-              <w:t>uh</w:t>
+              <w:t/>
             </w:r>
           </w:p>
         </w:tc>
@@ -3050,7 +3063,7 @@
                 <w:sz w:val="32"/>
                 <w:szCs w:val="32"/>
               </w:rPr>
-              <w:t>i</w:t>
+              <w:t/>
             </w:r>
           </w:p>
         </w:tc>
@@ -3075,7 +3088,7 @@
                 <w:sz w:val="32"/>
                 <w:szCs w:val="32"/>
               </w:rPr>
-              <w:t>uih</w:t>
+              <w:t/>
             </w:r>
           </w:p>
         </w:tc>
@@ -3101,7 +3114,7 @@
                 <w:sz w:val="32"/>
                 <w:szCs w:val="32"/>
               </w:rPr>
-              <w:t>iuh</w:t>
+              <w:t/>
             </w:r>
           </w:p>
         </w:tc>
@@ -3165,7 +3178,7 @@
                 <w:sz w:val="32"/>
                 <w:szCs w:val="32"/>
               </w:rPr>
-              <w:t>iuh</w:t>
+              <w:t/>
             </w:r>
           </w:p>
         </w:tc>
@@ -3190,7 +3203,7 @@
                 <w:sz w:val="32"/>
                 <w:szCs w:val="32"/>
               </w:rPr>
-              <w:t>iuh</w:t>
+              <w:t/>
             </w:r>
             <w:r>
               <w:rPr>
@@ -3233,7 +3246,7 @@
                 <w:sz w:val="32"/>
                 <w:szCs w:val="32"/>
               </w:rPr>
-              <w:t>uih</w:t>
+              <w:t/>
             </w:r>
             <w:r>
               <w:rPr>
@@ -3277,7 +3290,7 @@
                 <w:sz w:val="32"/>
                 <w:szCs w:val="32"/>
               </w:rPr>
-              <w:t>iuh</w:t>
+              <w:t/>
             </w:r>
           </w:p>
         </w:tc>
@@ -3341,7 +3354,7 @@
                 <w:sz w:val="32"/>
                 <w:szCs w:val="32"/>
               </w:rPr>
-              <w:t>iu</w:t>
+              <w:t/>
             </w:r>
           </w:p>
         </w:tc>
@@ -3366,7 +3379,7 @@
                 <w:sz w:val="32"/>
                 <w:szCs w:val="32"/>
               </w:rPr>
-              <w:t>hiuh</w:t>
+              <w:t/>
             </w:r>
             <w:r>
               <w:rPr>
@@ -3409,7 +3422,7 @@
                 <w:sz w:val="32"/>
                 <w:szCs w:val="32"/>
               </w:rPr>
-              <w:t>ih</w:t>
+              <w:t/>
             </w:r>
             <w:r>
               <w:rPr>
@@ -3453,7 +3466,7 @@
                 <w:sz w:val="32"/>
                 <w:szCs w:val="32"/>
               </w:rPr>
-              <w:t>h</w:t>
+              <w:t/>
             </w:r>
           </w:p>
         </w:tc>
@@ -3517,7 +3530,7 @@
                 <w:sz w:val="32"/>
                 <w:szCs w:val="32"/>
               </w:rPr>
-              <w:t>ui</w:t>
+              <w:t/>
             </w:r>
           </w:p>
         </w:tc>
@@ -3542,7 +3555,7 @@
                 <w:sz w:val="32"/>
                 <w:szCs w:val="32"/>
               </w:rPr>
-              <w:t>hui</w:t>
+              <w:t/>
             </w:r>
             <w:r>
               <w:rPr>
@@ -3585,7 +3598,7 @@
                 <w:sz w:val="32"/>
                 <w:szCs w:val="32"/>
               </w:rPr>
-              <w:t>h</w:t>
+              <w:t/>
             </w:r>
             <w:r>
               <w:rPr>
@@ -3628,7 +3641,7 @@
                 <w:sz w:val="32"/>
                 <w:szCs w:val="32"/>
               </w:rPr>
-              <w:t>hiu</w:t>
+              <w:t/>
             </w:r>
           </w:p>
         </w:tc>
@@ -3692,7 +3705,7 @@
                 <w:sz w:val="32"/>
                 <w:szCs w:val="32"/>
               </w:rPr>
-              <w:t>iuh</w:t>
+              <w:t/>
             </w:r>
           </w:p>
         </w:tc>
@@ -3717,7 +3730,7 @@
                 <w:sz w:val="32"/>
                 <w:szCs w:val="32"/>
               </w:rPr>
-              <w:t>iuh</w:t>
+              <w:t/>
             </w:r>
             <w:r>
               <w:rPr>
@@ -3760,7 +3773,7 @@
                 <w:sz w:val="32"/>
                 <w:szCs w:val="32"/>
               </w:rPr>
-              <w:t>uih</w:t>
+              <w:t/>
             </w:r>
             <w:r>
               <w:rPr>
@@ -3804,7 +3817,7 @@
                 <w:sz w:val="32"/>
                 <w:szCs w:val="32"/>
               </w:rPr>
-              <w:t>ih</w:t>
+              <w:t/>
             </w:r>
           </w:p>
         </w:tc>
@@ -3868,7 +3881,7 @@
                 <w:sz w:val="32"/>
                 <w:szCs w:val="32"/>
               </w:rPr>
-              <w:t>iu</w:t>
+              <w:t/>
             </w:r>
             <w:r>
               <w:rPr>
@@ -3911,7 +3924,7 @@
                 <w:sz w:val="32"/>
                 <w:szCs w:val="32"/>
               </w:rPr>
-              <w:t>ui</w:t>
+              <w:t/>
             </w:r>
             <w:r>
               <w:rPr>
@@ -3954,7 +3967,7 @@
                 <w:sz w:val="32"/>
                 <w:szCs w:val="32"/>
               </w:rPr>
-              <w:t>hi</w:t>
+              <w:t/>
             </w:r>
             <w:r>
               <w:rPr>
@@ -3998,7 +4011,7 @@
                 <w:sz w:val="32"/>
                 <w:szCs w:val="32"/>
               </w:rPr>
-              <w:t>huih</w:t>
+              <w:t/>
             </w:r>
           </w:p>
         </w:tc>
@@ -4054,7 +4067,7 @@
                 <w:sz w:val="32"/>
                 <w:szCs w:val="32"/>
               </w:rPr>
-              <w:t>uh</w:t>
+              <w:t/>
             </w:r>
           </w:p>
         </w:tc>
@@ -4079,7 +4092,7 @@
                 <w:sz w:val="32"/>
                 <w:szCs w:val="32"/>
               </w:rPr>
-              <w:t>uih</w:t>
+              <w:t/>
             </w:r>
             <w:r>
               <w:rPr>
@@ -4122,7 +4135,7 @@
                 <w:sz w:val="32"/>
                 <w:szCs w:val="32"/>
               </w:rPr>
-              <w:t>uih</w:t>
+              <w:t/>
             </w:r>
             <w:r>
               <w:rPr>
@@ -4166,7 +4179,7 @@
                 <w:sz w:val="32"/>
                 <w:szCs w:val="32"/>
               </w:rPr>
-              <w:t>ih</w:t>
+              <w:t/>
             </w:r>
           </w:p>
         </w:tc>
@@ -4222,7 +4235,7 @@
                 <w:sz w:val="32"/>
                 <w:szCs w:val="32"/>
               </w:rPr>
-              <w:t>ui</w:t>
+              <w:t/>
             </w:r>
           </w:p>
         </w:tc>
@@ -4247,7 +4260,7 @@
                 <w:sz w:val="32"/>
                 <w:szCs w:val="32"/>
               </w:rPr>
-              <w:t>h</w:t>
+              <w:t/>
             </w:r>
             <w:r>
               <w:rPr>
@@ -4290,7 +4303,7 @@
                 <w:sz w:val="32"/>
                 <w:szCs w:val="32"/>
               </w:rPr>
-              <w:t>uih</w:t>
+              <w:t/>
             </w:r>
             <w:r>
               <w:rPr>
@@ -4334,7 +4347,7 @@
                 <w:sz w:val="32"/>
                 <w:szCs w:val="32"/>
               </w:rPr>
-              <w:t>hiu</w:t>
+              <w:t/>
             </w:r>
           </w:p>
         </w:tc>
@@ -4390,7 +4403,7 @@
                 <w:sz w:val="32"/>
                 <w:szCs w:val="32"/>
               </w:rPr>
-              <w:t>iuh</w:t>
+              <w:t/>
             </w:r>
           </w:p>
         </w:tc>
@@ -4415,7 +4428,7 @@
                 <w:sz w:val="32"/>
                 <w:szCs w:val="32"/>
               </w:rPr>
-              <w:t>uih</w:t>
+              <w:t/>
             </w:r>
             <w:r>
               <w:rPr>
@@ -4458,7 +4471,7 @@
                 <w:sz w:val="32"/>
                 <w:szCs w:val="32"/>
               </w:rPr>
-              <w:t>iuh</w:t>
+              <w:t/>
             </w:r>
             <w:r>
               <w:rPr>
@@ -4502,7 +4515,7 @@
                 <w:sz w:val="32"/>
                 <w:szCs w:val="32"/>
               </w:rPr>
-              <w:t>uih</w:t>
+              <w:t/>
             </w:r>
           </w:p>
         </w:tc>
@@ -4558,7 +4571,7 @@
                 <w:sz w:val="32"/>
                 <w:szCs w:val="32"/>
               </w:rPr>
-              <w:t>iuh</w:t>
+              <w:t/>
             </w:r>
           </w:p>
         </w:tc>
@@ -4583,7 +4596,7 @@
                 <w:sz w:val="32"/>
                 <w:szCs w:val="32"/>
               </w:rPr>
-              <w:t>uih</w:t>
+              <w:t/>
             </w:r>
             <w:r>
               <w:rPr>
@@ -4626,7 +4639,7 @@
                 <w:sz w:val="32"/>
                 <w:szCs w:val="32"/>
               </w:rPr>
-              <w:t>ih</w:t>
+              <w:t/>
             </w:r>
             <w:r>
               <w:rPr>
@@ -4670,7 +4683,7 @@
                 <w:sz w:val="32"/>
                 <w:szCs w:val="32"/>
               </w:rPr>
-              <w:t>iuh</w:t>
+              <w:t/>
             </w:r>
           </w:p>
         </w:tc>
@@ -4807,7 +4820,7 @@
           <w:sz w:val="32"/>
           <w:szCs w:val="32"/>
         </w:rPr>
-        <w:t>uih</w:t>
+        <w:t/>
       </w:r>
       <w:r>
         <w:rPr>
